--- a/Cover_Letters/Shinoy_Emixa_Integratie_Consultant_Cover_Letter.docx
+++ b/Cover_Letters/Shinoy_Emixa_Integratie_Consultant_Cover_Letter.docx
@@ -14,7 +14,7 @@
     </w:p>
     <w:p>
       <w:r>
-        <w:t>August 27, 2026</w:t>
+        <w:t>September 18, 2026</w:t>
       </w:r>
     </w:p>
     <w:p>
@@ -35,12 +35,12 @@
     </w:p>
     <w:p>
       <w:r>
-        <w:t>Your work at Emixa in helping clients integrate complex IT landscapes resonates with my background in testing interconnected systems and working with microservices architectures. In my previous role at Tata Consultancy Services, I focused on validating backend data workflows, analyzing system dependencies, and ensuring that software integrations met business requirements.</w:t>
+        <w:t>Your opening at Emixa caught my attention because it involves working with complex IT landscapes and integrating systems so that business processes run smoothly. Throughout my career in quality assurance and automation, I have frequently dealt with system integrations, backend data validation using Oracle SQL, and understanding how different applications communicate within large enterprise setups. I am comfortable analyzing technical requirements and collaborating with stakeholders to ensure reliability.</w:t>
       </w:r>
     </w:p>
     <w:p>
       <w:r>
-        <w:t>I also have experience using tools like Gemini Code Assist to streamline technical tasks, which aligns well with your interest in AI-driven solutions. I am comfortable working in agile environments and enjoy collaborating with stakeholders to map out technical solutions.</w:t>
+        <w:t>I also noticed your interest in AI-driven solutions and prototyping. In my recent work, I have used Gemini Code Assist to streamline test generation and deployment scripts, which helps me approach technical challenges pragmatically. I live in Amstelveen and am ready to work from your office locations as needed.</w:t>
       </w:r>
     </w:p>
     <w:p>

--- a/Cover_Letters/Shinoy_Emixa_Integratie_Consultant_Cover_Letter.docx
+++ b/Cover_Letters/Shinoy_Emixa_Integratie_Consultant_Cover_Letter.docx
@@ -14,7 +14,7 @@
     </w:p>
     <w:p>
       <w:r>
-        <w:t>September 18, 2026</w:t>
+        <w:t>October 10, 2026</w:t>
       </w:r>
     </w:p>
     <w:p>
@@ -35,12 +35,12 @@
     </w:p>
     <w:p>
       <w:r>
-        <w:t>Your opening at Emixa caught my attention because it involves working with complex IT landscapes and integrating systems so that business processes run smoothly. Throughout my career in quality assurance and automation, I have frequently dealt with system integrations, backend data validation using Oracle SQL, and understanding how different applications communicate within large enterprise setups. I am comfortable analyzing technical requirements and collaborating with stakeholders to ensure reliability.</w:t>
+        <w:t>While my background is rooted in test automation and quality engineering rather than full integration consulting, I have spent over eight years working closely with complex enterprise systems and microservices architectures. I am comfortable digging into technical environments, validating APIs, and ensuring that backend data flows accurately between systems. I also have experience using tools like Gemini Code Assist to help streamline technical workflows and test generation.</w:t>
       </w:r>
     </w:p>
     <w:p>
       <w:r>
-        <w:t>I also noticed your interest in AI-driven solutions and prototyping. In my recent work, I have used Gemini Code Assist to streamline test generation and deployment scripts, which helps me approach technical challenges pragmatically. I live in Amstelveen and am ready to work from your office locations as needed.</w:t>
+        <w:t>I live in Amstelveen and am comfortable traveling to the Breda, Naarden, or future Den Bosch offices as needed for the role at Emixa.</w:t>
       </w:r>
     </w:p>
     <w:p>
